--- a/Satyam Anand Resume.docx
+++ b/Satyam Anand Resume.docx
@@ -1052,9 +1052,17 @@
       </w:r>
       <w:r>
         <w:rPr>
+          <w:b/>
+          <w:bCs/>
           <w:color w:val="000000"/>
         </w:rPr>
-        <w:t>Technologies: Node.js (</w:t>
+        <w:t>Technologies</w:t>
+      </w:r>
+      <w:r>
+        <w:rPr>
+          <w:color w:val="000000"/>
+        </w:rPr>
+        <w:t>: Node.js (</w:t>
       </w:r>
       <w:proofErr w:type="spellStart"/>
       <w:r>
